--- a/contrato_colaboradores/GUIA-INTERNA-PROGRAMA-CREADORES.docx
+++ b/contrato_colaboradores/GUIA-INTERNA-PROGRAMA-CREADORES.docx
@@ -28,7 +28,7 @@
         </w:p>
       </w:sdtContent>
     </w:sdt>
-    <w:bookmarkStart w:id="48" w:name="X477356e3f6f88687d0fa120f18687bb88fca39c"/>
+    <w:bookmarkStart w:id="49" w:name="X477356e3f6f88687d0fa120f18687bb88fca39c"/>
     <w:p>
       <w:pPr>
         <w:pStyle w:val="Heading1"/>
@@ -2102,7 +2102,7 @@
       </w:r>
     </w:p>
     <w:bookmarkEnd w:id="22"/>
-    <w:bookmarkStart w:id="26" w:name="Xdf5e565c36c45190174368d6c71eaf65141f325"/>
+    <w:bookmarkStart w:id="27" w:name="Xdf5e565c36c45190174368d6c71eaf65141f325"/>
     <w:p>
       <w:pPr>
         <w:pStyle w:val="Heading2"/>
@@ -2111,7 +2111,7 @@
         <w:t xml:space="preserve">8 · Flujo operativo paso a paso</w:t>
       </w:r>
     </w:p>
-    <w:bookmarkStart w:id="23" w:name="antes-del-viaje"/>
+    <w:bookmarkStart w:id="24" w:name="antes-del-viaje"/>
     <w:p>
       <w:pPr>
         <w:pStyle w:val="Heading3"/>
@@ -2280,7 +2280,24 @@
         <w:t xml:space="preserve"> </w:t>
       </w:r>
       <w:r>
-        <w:t xml:space="preserve">rellenos.</w:t>
+        <w:t xml:space="preserve">rellenos, acompañado del email tipo</w:t>
+      </w:r>
+      <w:r>
+        <w:t xml:space="preserve"> </w:t>
+      </w:r>
+      <w:hyperlink r:id="rId23">
+        <w:r>
+          <w:rPr>
+            <w:rStyle w:val="VerbatimChar"/>
+          </w:rPr>
+          <w:t xml:space="preserve">EMAIL-MODELO-ENVIO-CONTRATO.md</w:t>
+        </w:r>
+      </w:hyperlink>
+      <w:r>
+        <w:t xml:space="preserve"> </w:t>
+      </w:r>
+      <w:r>
+        <w:t xml:space="preserve">(versión larga la primera vez, versión corta si ya está todo aclarado por WhatsApp).</w:t>
       </w:r>
     </w:p>
     <w:p>
@@ -2376,8 +2393,8 @@
         <w:t xml:space="preserve">si el creador prevé personas reconocibles distintas a él mismo.</w:t>
       </w:r>
     </w:p>
-    <w:bookmarkEnd w:id="23"/>
-    <w:bookmarkStart w:id="24" w:name="durante-el-viaje"/>
+    <w:bookmarkEnd w:id="24"/>
+    <w:bookmarkStart w:id="25" w:name="durante-el-viaje"/>
     <w:p>
       <w:pPr>
         <w:pStyle w:val="Heading3"/>
@@ -2410,8 +2427,8 @@
         <w:t xml:space="preserve">Si el creador pide algo extra (segundo conductor, salir de España, etc.), va por la vía habitual y por escrito.</w:t>
       </w:r>
     </w:p>
-    <w:bookmarkEnd w:id="24"/>
-    <w:bookmarkStart w:id="25" w:name="después-del-viaje"/>
+    <w:bookmarkEnd w:id="25"/>
+    <w:bookmarkStart w:id="26" w:name="después-del-viaje"/>
     <w:p>
       <w:pPr>
         <w:pStyle w:val="Heading3"/>
@@ -2609,9 +2626,9 @@
         </w:pict>
       </w:r>
     </w:p>
-    <w:bookmarkEnd w:id="25"/>
     <w:bookmarkEnd w:id="26"/>
-    <w:bookmarkStart w:id="37" w:name="X7aede9213a1b639097e416842bb4bdda3f26f6c"/>
+    <w:bookmarkEnd w:id="27"/>
+    <w:bookmarkStart w:id="38" w:name="X7aede9213a1b639097e416842bb4bdda3f26f6c"/>
     <w:p>
       <w:pPr>
         <w:pStyle w:val="Heading2"/>
@@ -2620,7 +2637,7 @@
         <w:t xml:space="preserve">9 · Preguntas frecuentes que nos hacen (respuesta corta)</w:t>
       </w:r>
     </w:p>
-    <w:bookmarkStart w:id="27" w:name="cuáles-son-los-mínimos-exactos"/>
+    <w:bookmarkStart w:id="28" w:name="cuáles-son-los-mínimos-exactos"/>
     <w:p>
       <w:pPr>
         <w:pStyle w:val="Heading3"/>
@@ -2637,8 +2654,8 @@
         <w:t xml:space="preserve">→ Tabla del §2 + criterios técnicos del §3. Se cierra por escrito en el Anexo I del contrato, con cantidades exactas.</w:t>
       </w:r>
     </w:p>
-    <w:bookmarkEnd w:id="27"/>
-    <w:bookmarkStart w:id="28" w:name="Xf781cb16bd64f5e5f7e62fdd280eec7081ec997"/>
+    <w:bookmarkEnd w:id="28"/>
+    <w:bookmarkStart w:id="29" w:name="Xf781cb16bd64f5e5f7e62fdd280eec7081ec997"/>
     <w:p>
       <w:pPr>
         <w:pStyle w:val="Heading3"/>
@@ -2655,8 +2672,8 @@
         <w:t xml:space="preserve">→ Para proteger la fianza. Si fusionáramos riesgos, podríamos quedarnos sin reparar daños. Tú recuperas el 100 % cuando entregues lo pactado.</w:t>
       </w:r>
     </w:p>
-    <w:bookmarkEnd w:id="28"/>
-    <w:bookmarkStart w:id="29" w:name="y-si-entrego-casi-todo"/>
+    <w:bookmarkEnd w:id="29"/>
+    <w:bookmarkStart w:id="30" w:name="y-si-entrego-casi-todo"/>
     <w:p>
       <w:pPr>
         <w:pStyle w:val="Heading3"/>
@@ -2673,8 +2690,8 @@
         <w:t xml:space="preserve">→ Si superas el 80 % de los mínimos te ofrecemos una sola subsanación de 7 días. Por debajo, no procede reembolso.</w:t>
       </w:r>
     </w:p>
-    <w:bookmarkEnd w:id="29"/>
-    <w:bookmarkStart w:id="30" w:name="me-exigís-exclusividad"/>
+    <w:bookmarkEnd w:id="30"/>
+    <w:bookmarkStart w:id="31" w:name="me-exigís-exclusividad"/>
     <w:p>
       <w:pPr>
         <w:pStyle w:val="Heading3"/>
@@ -2704,8 +2721,8 @@
         <w:t xml:space="preserve">. Puedes seguir colaborando con quien quieras antes, durante y después. Lo único que aplica al material que nos cedes es la idoneidad de marca (no marcas competidoras visibles, etc.).</w:t>
       </w:r>
     </w:p>
-    <w:bookmarkEnd w:id="30"/>
-    <w:bookmarkStart w:id="31" w:name="puedo-publicar-el-material-en-mis-redes"/>
+    <w:bookmarkEnd w:id="31"/>
+    <w:bookmarkStart w:id="32" w:name="puedo-publicar-el-material-en-mis-redes"/>
     <w:p>
       <w:pPr>
         <w:pStyle w:val="Heading3"/>
@@ -2722,8 +2739,8 @@
         <w:t xml:space="preserve">→ Sí, la pieza editada desde el momento de la entrega. Lo único que pedimos no divulgar son importes y tarifas internas.</w:t>
       </w:r>
     </w:p>
-    <w:bookmarkEnd w:id="31"/>
-    <w:bookmarkStart w:id="32" w:name="conservo-la-autoría"/>
+    <w:bookmarkEnd w:id="32"/>
+    <w:bookmarkStart w:id="33" w:name="conservo-la-autoría"/>
     <w:p>
       <w:pPr>
         <w:pStyle w:val="Heading3"/>
@@ -2756,8 +2773,8 @@
         <w:t xml:space="preserve">con derecho de modificación. Tú puedes seguir usando el material en tu portfolio.</w:t>
       </w:r>
     </w:p>
-    <w:bookmarkEnd w:id="32"/>
-    <w:bookmarkStart w:id="33" w:name="X678e1099f95b7043f4b94397eb077b5a7af2f90"/>
+    <w:bookmarkEnd w:id="33"/>
+    <w:bookmarkStart w:id="34" w:name="X678e1099f95b7043f4b94397eb077b5a7af2f90"/>
     <w:p>
       <w:pPr>
         <w:pStyle w:val="Heading3"/>
@@ -2774,8 +2791,8 @@
         <w:t xml:space="preserve">→ Te ofrecemos vehículo equivalente, reprogramación dentro del periodo permitido o cancelación íntegra con reembolso. No procede lucro cesante.</w:t>
       </w:r>
     </w:p>
-    <w:bookmarkEnd w:id="33"/>
-    <w:bookmarkStart w:id="34" w:name="Xafed4477accd223df74d7ab4ffa64a9e59c895e"/>
+    <w:bookmarkEnd w:id="34"/>
+    <w:bookmarkStart w:id="35" w:name="Xafed4477accd223df74d7ab4ffa64a9e59c895e"/>
     <w:p>
       <w:pPr>
         <w:pStyle w:val="Heading3"/>
@@ -2792,8 +2809,8 @@
         <w:t xml:space="preserve">→ No. Solo octubre–mayo y huecos puntuales en otras temporadas. Sin excepciones para temporada alta de verano, Semana Santa, puentes ni picos navideños.</w:t>
       </w:r>
     </w:p>
-    <w:bookmarkEnd w:id="34"/>
-    <w:bookmarkStart w:id="35" w:name="cuántos-seguidores-necesito"/>
+    <w:bookmarkEnd w:id="35"/>
+    <w:bookmarkStart w:id="36" w:name="cuántos-seguidores-necesito"/>
     <w:p>
       <w:pPr>
         <w:pStyle w:val="Heading3"/>
@@ -2810,8 +2827,8 @@
         <w:t xml:space="preserve">→ No es el criterio principal. Pesa más el portfolio, la propuesta y la calidad técnica que la audiencia.</w:t>
       </w:r>
     </w:p>
-    <w:bookmarkEnd w:id="35"/>
-    <w:bookmarkStart w:id="36" w:name="vale-grabar-con-móvil"/>
+    <w:bookmarkEnd w:id="36"/>
+    <w:bookmarkStart w:id="37" w:name="vale-grabar-con-móvil"/>
     <w:p>
       <w:pPr>
         <w:pStyle w:val="Heading3"/>
@@ -2835,9 +2852,9 @@
         </w:pict>
       </w:r>
     </w:p>
-    <w:bookmarkEnd w:id="36"/>
     <w:bookmarkEnd w:id="37"/>
-    <w:bookmarkStart w:id="42" w:name="X07cbef3597673a01fb528e6a577b16a5a9fced7"/>
+    <w:bookmarkEnd w:id="38"/>
+    <w:bookmarkStart w:id="43" w:name="X07cbef3597673a01fb528e6a577b16a5a9fced7"/>
     <w:p>
       <w:pPr>
         <w:pStyle w:val="Heading2"/>
@@ -2846,7 +2863,7 @@
         <w:t xml:space="preserve">10 · Plantillas de email/WhatsApp</w:t>
       </w:r>
     </w:p>
-    <w:bookmarkStart w:id="38" w:name="X180e01a7685abeafa9c655529a9d7b1322148ba"/>
+    <w:bookmarkStart w:id="39" w:name="X180e01a7685abeafa9c655529a9d7b1322148ba"/>
     <w:p>
       <w:pPr>
         <w:pStyle w:val="Heading3"/>
@@ -2968,8 +2985,8 @@
         <w:t xml:space="preserve">Si te encaja, dime fechas firmes y te paso el contrato personalizado para revisión.</w:t>
       </w:r>
     </w:p>
-    <w:bookmarkEnd w:id="38"/>
-    <w:bookmarkStart w:id="39" w:name="Xad0db7d6baa0f2c134f1a089ac14a9636b0c89b"/>
+    <w:bookmarkEnd w:id="39"/>
+    <w:bookmarkStart w:id="40" w:name="Xad0db7d6baa0f2c134f1a089ac14a9636b0c89b"/>
     <w:p>
       <w:pPr>
         <w:pStyle w:val="Heading3"/>
@@ -3039,8 +3056,8 @@
         <w:t xml:space="preserve">Mil gracias por el material, lo vamos a usar muchísimo.</w:t>
       </w:r>
     </w:p>
-    <w:bookmarkEnd w:id="39"/>
-    <w:bookmarkStart w:id="40" w:name="X037b77f7b98283dc86b820aeafc4edd2ea43eb1"/>
+    <w:bookmarkEnd w:id="40"/>
+    <w:bookmarkStart w:id="41" w:name="X037b77f7b98283dc86b820aeafc4edd2ea43eb1"/>
     <w:p>
       <w:pPr>
         <w:pStyle w:val="Heading3"/>
@@ -3114,8 +3131,8 @@
         <w:t xml:space="preserve">. Al recibir tu confirmación se reabre la revisión cuando completes. Si no aceptas o no llega lo faltante dentro del plazo, la entrega quedará como «no cumple» y el alquiler permanecerá facturado.</w:t>
       </w:r>
     </w:p>
-    <w:bookmarkEnd w:id="40"/>
-    <w:bookmarkStart w:id="41" w:name="Xdbc1cfe84964c17fc6ea2ccbabaff9846e4dcb6"/>
+    <w:bookmarkEnd w:id="41"/>
+    <w:bookmarkStart w:id="42" w:name="Xdbc1cfe84964c17fc6ea2ccbabaff9846e4dcb6"/>
     <w:p>
       <w:pPr>
         <w:pStyle w:val="Heading3"/>
@@ -3204,9 +3221,9 @@
         </w:pict>
       </w:r>
     </w:p>
-    <w:bookmarkEnd w:id="41"/>
     <w:bookmarkEnd w:id="42"/>
-    <w:bookmarkStart w:id="43" w:name="Xeeb53425ca27690529bb9174a2f834fd2333c43"/>
+    <w:bookmarkEnd w:id="43"/>
+    <w:bookmarkStart w:id="44" w:name="Xeeb53425ca27690529bb9174a2f834fd2333c43"/>
     <w:p>
       <w:pPr>
         <w:pStyle w:val="Heading2"/>
@@ -3342,8 +3359,8 @@
         </w:pict>
       </w:r>
     </w:p>
-    <w:bookmarkEnd w:id="43"/>
-    <w:bookmarkStart w:id="47" w:name="X5ff63a775662e4fc08566295e8a944186439b1e"/>
+    <w:bookmarkEnd w:id="44"/>
+    <w:bookmarkStart w:id="48" w:name="X5ff63a775662e4fc08566295e8a944186439b1e"/>
     <w:p>
       <w:pPr>
         <w:pStyle w:val="Heading2"/>
@@ -3352,7 +3369,7 @@
         <w:t xml:space="preserve">12 · Punteros</w:t>
       </w:r>
     </w:p>
-    <w:bookmarkStart w:id="44" w:name="en-código"/>
+    <w:bookmarkStart w:id="45" w:name="en-código"/>
     <w:p>
       <w:pPr>
         <w:pStyle w:val="Heading3"/>
@@ -3493,8 +3510,8 @@
         <w:t xml:space="preserve">.</w:t>
       </w:r>
     </w:p>
-    <w:bookmarkEnd w:id="44"/>
-    <w:bookmarkStart w:id="45" w:name="en-documentación"/>
+    <w:bookmarkEnd w:id="45"/>
+    <w:bookmarkStart w:id="46" w:name="en-documentación"/>
     <w:p>
       <w:pPr>
         <w:pStyle w:val="Heading3"/>
@@ -3538,6 +3555,32 @@
         </w:numPr>
       </w:pPr>
       <w:r>
+        <w:t xml:space="preserve">Email tipo de envío del contrato:</w:t>
+      </w:r>
+      <w:r>
+        <w:t xml:space="preserve"> </w:t>
+      </w:r>
+      <w:hyperlink r:id="rId23">
+        <w:r>
+          <w:rPr>
+            <w:rStyle w:val="VerbatimChar"/>
+          </w:rPr>
+          <w:t xml:space="preserve">./EMAIL-MODELO-ENVIO-CONTRATO.md</w:t>
+        </w:r>
+      </w:hyperlink>
+      <w:r>
+        <w:t xml:space="preserve">.</w:t>
+      </w:r>
+    </w:p>
+    <w:p>
+      <w:pPr>
+        <w:pStyle w:val="Compact"/>
+        <w:numPr>
+          <w:ilvl w:val="0"/>
+          <w:numId w:val="1019"/>
+        </w:numPr>
+      </w:pPr>
+      <w:r>
         <w:t xml:space="preserve">Guía interna (este documento):</w:t>
       </w:r>
       <w:r>
@@ -3604,8 +3647,8 @@
         <w:t xml:space="preserve">.</w:t>
       </w:r>
     </w:p>
-    <w:bookmarkEnd w:id="45"/>
-    <w:bookmarkStart w:id="46" w:name="en-el-sistema"/>
+    <w:bookmarkEnd w:id="46"/>
+    <w:bookmarkStart w:id="47" w:name="en-el-sistema"/>
     <w:p>
       <w:pPr>
         <w:pStyle w:val="Heading3"/>
@@ -3726,9 +3769,9 @@
         <w:t xml:space="preserve">· Última actualización: 2026-05-14 · Si actualizas niveles, plazos o el modelo económico, recuerda sincronizar landing pública, contrato modelo y esta guía en el mismo commit.</w:t>
       </w:r>
     </w:p>
-    <w:bookmarkEnd w:id="46"/>
     <w:bookmarkEnd w:id="47"/>
     <w:bookmarkEnd w:id="48"/>
+    <w:bookmarkEnd w:id="49"/>
     <w:sectPr>
       <w:footnotePr>
         <w:numRestart w:val="eachSect"/>

--- a/contrato_colaboradores/GUIA-INTERNA-PROGRAMA-CREADORES.docx
+++ b/contrato_colaboradores/GUIA-INTERNA-PROGRAMA-CREADORES.docx
@@ -28,7 +28,7 @@
         </w:p>
       </w:sdtContent>
     </w:sdt>
-    <w:bookmarkStart w:id="49" w:name="X477356e3f6f88687d0fa120f18687bb88fca39c"/>
+    <w:bookmarkStart w:id="51" w:name="X477356e3f6f88687d0fa120f18687bb88fca39c"/>
     <w:p>
       <w:pPr>
         <w:pStyle w:val="Heading1"/>
@@ -1167,7 +1167,7 @@
       </w:r>
     </w:p>
     <w:bookmarkEnd w:id="13"/>
-    <w:bookmarkStart w:id="16" w:name="Xab75f94481b11390811a79e1467c11c50b2427f"/>
+    <w:bookmarkStart w:id="17" w:name="Xab75f94481b11390811a79e1467c11c50b2427f"/>
     <w:p>
       <w:pPr>
         <w:pStyle w:val="Heading2"/>
@@ -1324,6 +1324,146 @@
       </w:r>
       <w:r>
         <w:t xml:space="preserve">del punto 4.1. No es exclusividad; es higiene del activo que nos entregan.</w:t>
+      </w:r>
+    </w:p>
+    <w:bookmarkEnd w:id="15"/>
+    <w:bookmarkStart w:id="16" w:name="X665690e472c08e0c9a4a253bc6ef3eae538ec3f"/>
+    <w:p>
+      <w:pPr>
+        <w:pStyle w:val="Heading3"/>
+      </w:pPr>
+      <w:r>
+        <w:t xml:space="preserve">4.3 · Criterio de aprobación razonable</w:t>
+      </w:r>
+    </w:p>
+    <w:p>
+      <w:pPr>
+        <w:pStyle w:val="FirstParagraph"/>
+      </w:pPr>
+      <w:r>
+        <w:t xml:space="preserve">El programa NO valora gusto subjetivo. Aprobamos el material cuando cumple los</w:t>
+      </w:r>
+      <w:r>
+        <w:t xml:space="preserve"> </w:t>
+      </w:r>
+      <w:r>
+        <w:rPr>
+          <w:b/>
+          <w:bCs/>
+        </w:rPr>
+        <w:t xml:space="preserve">mínimos cuantitativos</w:t>
+      </w:r>
+      <w:r>
+        <w:t xml:space="preserve"> </w:t>
+      </w:r>
+      <w:r>
+        <w:t xml:space="preserve">del nivel, los</w:t>
+      </w:r>
+      <w:r>
+        <w:t xml:space="preserve"> </w:t>
+      </w:r>
+      <w:r>
+        <w:rPr>
+          <w:b/>
+          <w:bCs/>
+        </w:rPr>
+        <w:t xml:space="preserve">mínimos técnicos</w:t>
+      </w:r>
+      <w:r>
+        <w:t xml:space="preserve"> </w:t>
+      </w:r>
+      <w:r>
+        <w:t xml:space="preserve">y la</w:t>
+      </w:r>
+      <w:r>
+        <w:t xml:space="preserve"> </w:t>
+      </w:r>
+      <w:r>
+        <w:rPr>
+          <w:b/>
+          <w:bCs/>
+        </w:rPr>
+        <w:t xml:space="preserve">temática camper/viaje</w:t>
+      </w:r>
+      <w:r>
+        <w:t xml:space="preserve">. Si una entrega cumple esos tres filtros y la idoneidad de marca de 4.1, se aprueba aunque a alguien del equipo le guste más o menos.</w:t>
+      </w:r>
+    </w:p>
+    <w:p>
+      <w:pPr>
+        <w:pStyle w:val="BodyText"/>
+      </w:pPr>
+      <w:r>
+        <w:rPr>
+          <w:b/>
+          <w:bCs/>
+        </w:rPr>
+        <w:t xml:space="preserve">Esto se traduce en</w:t>
+      </w:r>
+      <w:r>
+        <w:t xml:space="preserve">:</w:t>
+      </w:r>
+    </w:p>
+    <w:p>
+      <w:pPr>
+        <w:pStyle w:val="Compact"/>
+        <w:numPr>
+          <w:ilvl w:val="0"/>
+          <w:numId w:val="1005"/>
+        </w:numPr>
+      </w:pPr>
+      <w:r>
+        <w:rPr>
+          <w:b/>
+          <w:bCs/>
+        </w:rPr>
+        <w:t xml:space="preserve">Lo que SÍ es motivo de no aprobar</w:t>
+      </w:r>
+      <w:r>
+        <w:t xml:space="preserve">: faltan piezas, no llegan a los mínimos del nivel, hay problemas técnicos (foco, audio, exposición, formato), incumplen idoneidad de marca o salen del tema (p. ej., reportaje urbano sin la camper).</w:t>
+      </w:r>
+    </w:p>
+    <w:p>
+      <w:pPr>
+        <w:pStyle w:val="Compact"/>
+        <w:numPr>
+          <w:ilvl w:val="0"/>
+          <w:numId w:val="1005"/>
+        </w:numPr>
+      </w:pPr>
+      <w:r>
+        <w:rPr>
+          <w:b/>
+          <w:bCs/>
+        </w:rPr>
+        <w:t xml:space="preserve">Lo que NO es motivo de no aprobar</w:t>
+      </w:r>
+      <w:r>
+        <w:t xml:space="preserve">: «me gusta más el otro encuadre», «el atardecer no convence», «el sandwich queda raro», «la luz podría ser otra», «yo lo habría editado distinto».</w:t>
+      </w:r>
+    </w:p>
+    <w:p>
+      <w:pPr>
+        <w:pStyle w:val="FirstParagraph"/>
+      </w:pPr>
+      <w:r>
+        <w:t xml:space="preserve">Si dudas si una entrega cumple o no, vuelve a la tabla del §2 y al checklist técnico del §3, no a tu gusto personal. Está contractualmente protegido en la</w:t>
+      </w:r>
+      <w:r>
+        <w:t xml:space="preserve"> </w:t>
+      </w:r>
+      <w:r>
+        <w:rPr>
+          <w:b/>
+          <w:bCs/>
+        </w:rPr>
+        <w:t xml:space="preserve">Cláusula 4.2 bis</w:t>
+      </w:r>
+      <w:r>
+        <w:t xml:space="preserve"> </w:t>
+      </w:r>
+      <w:r>
+        <w:t xml:space="preserve">del contrato modelo.</w:t>
       </w:r>
     </w:p>
     <w:p>
@@ -1333,9 +1473,9 @@
         </w:pict>
       </w:r>
     </w:p>
-    <w:bookmarkEnd w:id="15"/>
     <w:bookmarkEnd w:id="16"/>
-    <w:bookmarkStart w:id="20" w:name="Xb0351887f7af02657158afb32cba6cb6c74260c"/>
+    <w:bookmarkEnd w:id="17"/>
+    <w:bookmarkStart w:id="21" w:name="Xb0351887f7af02657158afb32cba6cb6c74260c"/>
     <w:p>
       <w:pPr>
         <w:pStyle w:val="Heading2"/>
@@ -1344,7 +1484,7 @@
         <w:t xml:space="preserve">5 · Modelo económico (cobro + reembolso)</w:t>
       </w:r>
     </w:p>
-    <w:bookmarkStart w:id="17" w:name="X428bd499ceabddd7c2a44c2a93441495c980d4b"/>
+    <w:bookmarkStart w:id="18" w:name="X428bd499ceabddd7c2a44c2a93441495c980d4b"/>
     <w:p>
       <w:pPr>
         <w:pStyle w:val="Heading3"/>
@@ -1358,7 +1498,7 @@
         <w:pStyle w:val="Compact"/>
         <w:numPr>
           <w:ilvl w:val="0"/>
-          <w:numId w:val="1005"/>
+          <w:numId w:val="1006"/>
         </w:numPr>
       </w:pPr>
       <w:r>
@@ -1402,7 +1542,7 @@
         <w:pStyle w:val="Compact"/>
         <w:numPr>
           <w:ilvl w:val="0"/>
-          <w:numId w:val="1005"/>
+          <w:numId w:val="1006"/>
         </w:numPr>
       </w:pPr>
       <w:r>
@@ -1446,7 +1586,7 @@
         <w:pStyle w:val="Compact"/>
         <w:numPr>
           <w:ilvl w:val="0"/>
-          <w:numId w:val="1005"/>
+          <w:numId w:val="1006"/>
         </w:numPr>
       </w:pPr>
       <w:r>
@@ -1487,7 +1627,7 @@
         <w:pStyle w:val="Compact"/>
         <w:numPr>
           <w:ilvl w:val="0"/>
-          <w:numId w:val="1005"/>
+          <w:numId w:val="1006"/>
         </w:numPr>
       </w:pPr>
       <w:r>
@@ -1507,8 +1647,8 @@
         <w:t xml:space="preserve">, el alquiler queda facturado y no procede reembolso.</w:t>
       </w:r>
     </w:p>
-    <w:bookmarkEnd w:id="17"/>
-    <w:bookmarkStart w:id="18" w:name="X1f1498a1de6652d6d67b4b186fbecfc73c3fb8a"/>
+    <w:bookmarkEnd w:id="18"/>
+    <w:bookmarkStart w:id="19" w:name="X1f1498a1de6652d6d67b4b186fbecfc73c3fb8a"/>
     <w:p>
       <w:pPr>
         <w:pStyle w:val="Heading3"/>
@@ -1522,7 +1662,7 @@
         <w:pStyle w:val="Compact"/>
         <w:numPr>
           <w:ilvl w:val="0"/>
-          <w:numId w:val="1006"/>
+          <w:numId w:val="1007"/>
         </w:numPr>
       </w:pPr>
       <w:r>
@@ -1550,7 +1690,7 @@
         <w:pStyle w:val="Compact"/>
         <w:numPr>
           <w:ilvl w:val="0"/>
-          <w:numId w:val="1006"/>
+          <w:numId w:val="1007"/>
         </w:numPr>
       </w:pPr>
       <w:r>
@@ -1573,8 +1713,8 @@
         <w:t xml:space="preserve">y el creador asume el riesgo justo: si cumple, recupera el 100 %.</w:t>
       </w:r>
     </w:p>
-    <w:bookmarkEnd w:id="18"/>
-    <w:bookmarkStart w:id="19" w:name="X8839a5aa94cde421ea307ea7d168836c4413c8f"/>
+    <w:bookmarkEnd w:id="19"/>
+    <w:bookmarkStart w:id="20" w:name="X8839a5aa94cde421ea307ea7d168836c4413c8f"/>
     <w:p>
       <w:pPr>
         <w:pStyle w:val="Heading3"/>
@@ -1588,7 +1728,7 @@
         <w:pStyle w:val="Compact"/>
         <w:numPr>
           <w:ilvl w:val="0"/>
-          <w:numId w:val="1007"/>
+          <w:numId w:val="1008"/>
         </w:numPr>
       </w:pPr>
       <w:r>
@@ -1600,7 +1740,7 @@
         <w:pStyle w:val="Compact"/>
         <w:numPr>
           <w:ilvl w:val="0"/>
-          <w:numId w:val="1007"/>
+          <w:numId w:val="1008"/>
         </w:numPr>
       </w:pPr>
       <w:r>
@@ -1630,9 +1770,9 @@
         </w:pict>
       </w:r>
     </w:p>
-    <w:bookmarkEnd w:id="19"/>
     <w:bookmarkEnd w:id="20"/>
-    <w:bookmarkStart w:id="21" w:name="X1ea9cc76123fe86359617f5dfc90d01a92cef62"/>
+    <w:bookmarkEnd w:id="21"/>
+    <w:bookmarkStart w:id="22" w:name="X1ea9cc76123fe86359617f5dfc90d01a92cef62"/>
     <w:p>
       <w:pPr>
         <w:pStyle w:val="Heading2"/>
@@ -1932,8 +2072,8 @@
         </w:pict>
       </w:r>
     </w:p>
-    <w:bookmarkEnd w:id="21"/>
-    <w:bookmarkStart w:id="22" w:name="X41d90596d311736ba724fe8d4c52b5ed15a8168"/>
+    <w:bookmarkEnd w:id="22"/>
+    <w:bookmarkStart w:id="23" w:name="X41d90596d311736ba724fe8d4c52b5ed15a8168"/>
     <w:p>
       <w:pPr>
         <w:pStyle w:val="Heading2"/>
@@ -1955,7 +2095,7 @@
         <w:pStyle w:val="Compact"/>
         <w:numPr>
           <w:ilvl w:val="0"/>
-          <w:numId w:val="1008"/>
+          <w:numId w:val="1009"/>
         </w:numPr>
       </w:pPr>
       <w:r>
@@ -1983,7 +2123,7 @@
         <w:pStyle w:val="Compact"/>
         <w:numPr>
           <w:ilvl w:val="0"/>
-          <w:numId w:val="1008"/>
+          <w:numId w:val="1009"/>
         </w:numPr>
       </w:pPr>
       <w:r>
@@ -2011,7 +2151,7 @@
         <w:pStyle w:val="Compact"/>
         <w:numPr>
           <w:ilvl w:val="0"/>
-          <w:numId w:val="1008"/>
+          <w:numId w:val="1009"/>
         </w:numPr>
       </w:pPr>
       <w:r>
@@ -2036,7 +2176,7 @@
         <w:pStyle w:val="Compact"/>
         <w:numPr>
           <w:ilvl w:val="0"/>
-          <w:numId w:val="1008"/>
+          <w:numId w:val="1009"/>
         </w:numPr>
       </w:pPr>
       <w:r>
@@ -2063,7 +2203,7 @@
         <w:pStyle w:val="Compact"/>
         <w:numPr>
           <w:ilvl w:val="0"/>
-          <w:numId w:val="1009"/>
+          <w:numId w:val="1010"/>
         </w:numPr>
       </w:pPr>
       <w:r>
@@ -2075,7 +2215,7 @@
         <w:pStyle w:val="Compact"/>
         <w:numPr>
           <w:ilvl w:val="0"/>
-          <w:numId w:val="1009"/>
+          <w:numId w:val="1010"/>
         </w:numPr>
       </w:pPr>
       <w:r>
@@ -2087,7 +2227,7 @@
         <w:pStyle w:val="Compact"/>
         <w:numPr>
           <w:ilvl w:val="0"/>
-          <w:numId w:val="1009"/>
+          <w:numId w:val="1010"/>
         </w:numPr>
       </w:pPr>
       <w:r>
@@ -2101,8 +2241,8 @@
         </w:pict>
       </w:r>
     </w:p>
-    <w:bookmarkEnd w:id="22"/>
-    <w:bookmarkStart w:id="27" w:name="Xdf5e565c36c45190174368d6c71eaf65141f325"/>
+    <w:bookmarkEnd w:id="23"/>
+    <w:bookmarkStart w:id="28" w:name="Xdf5e565c36c45190174368d6c71eaf65141f325"/>
     <w:p>
       <w:pPr>
         <w:pStyle w:val="Heading2"/>
@@ -2111,7 +2251,7 @@
         <w:t xml:space="preserve">8 · Flujo operativo paso a paso</w:t>
       </w:r>
     </w:p>
-    <w:bookmarkStart w:id="24" w:name="antes-del-viaje"/>
+    <w:bookmarkStart w:id="25" w:name="antes-del-viaje"/>
     <w:p>
       <w:pPr>
         <w:pStyle w:val="Heading3"/>
@@ -2125,7 +2265,7 @@
         <w:pStyle w:val="Compact"/>
         <w:numPr>
           <w:ilvl w:val="0"/>
-          <w:numId w:val="1010"/>
+          <w:numId w:val="1011"/>
         </w:numPr>
       </w:pPr>
       <w:r>
@@ -2177,7 +2317,7 @@
         <w:pStyle w:val="Compact"/>
         <w:numPr>
           <w:ilvl w:val="0"/>
-          <w:numId w:val="1010"/>
+          <w:numId w:val="1011"/>
         </w:numPr>
       </w:pPr>
       <w:r>
@@ -2215,7 +2355,7 @@
         <w:pStyle w:val="Compact"/>
         <w:numPr>
           <w:ilvl w:val="0"/>
-          <w:numId w:val="1010"/>
+          <w:numId w:val="1011"/>
         </w:numPr>
       </w:pPr>
       <w:r>
@@ -2237,7 +2377,7 @@
         <w:pStyle w:val="Compact"/>
         <w:numPr>
           <w:ilvl w:val="0"/>
-          <w:numId w:val="1010"/>
+          <w:numId w:val="1011"/>
         </w:numPr>
       </w:pPr>
       <w:r>
@@ -2285,7 +2425,7 @@
       <w:r>
         <w:t xml:space="preserve"> </w:t>
       </w:r>
-      <w:hyperlink r:id="rId23">
+      <w:hyperlink r:id="rId24">
         <w:r>
           <w:rPr>
             <w:rStyle w:val="VerbatimChar"/>
@@ -2305,7 +2445,7 @@
         <w:pStyle w:val="Compact"/>
         <w:numPr>
           <w:ilvl w:val="0"/>
-          <w:numId w:val="1010"/>
+          <w:numId w:val="1011"/>
         </w:numPr>
       </w:pPr>
       <w:r>
@@ -2354,7 +2494,7 @@
         <w:pStyle w:val="Compact"/>
         <w:numPr>
           <w:ilvl w:val="0"/>
-          <w:numId w:val="1010"/>
+          <w:numId w:val="1011"/>
         </w:numPr>
       </w:pPr>
       <w:r>
@@ -2376,7 +2516,7 @@
         <w:pStyle w:val="Compact"/>
         <w:numPr>
           <w:ilvl w:val="0"/>
-          <w:numId w:val="1010"/>
+          <w:numId w:val="1011"/>
         </w:numPr>
       </w:pPr>
       <w:r>
@@ -2393,8 +2533,8 @@
         <w:t xml:space="preserve">si el creador prevé personas reconocibles distintas a él mismo.</w:t>
       </w:r>
     </w:p>
-    <w:bookmarkEnd w:id="24"/>
-    <w:bookmarkStart w:id="25" w:name="durante-el-viaje"/>
+    <w:bookmarkEnd w:id="25"/>
+    <w:bookmarkStart w:id="26" w:name="durante-el-viaje"/>
     <w:p>
       <w:pPr>
         <w:pStyle w:val="Heading3"/>
@@ -2408,7 +2548,7 @@
         <w:pStyle w:val="Compact"/>
         <w:numPr>
           <w:ilvl w:val="0"/>
-          <w:numId w:val="1011"/>
+          <w:numId w:val="1012"/>
         </w:numPr>
       </w:pPr>
       <w:r>
@@ -2420,15 +2560,15 @@
         <w:pStyle w:val="Compact"/>
         <w:numPr>
           <w:ilvl w:val="0"/>
-          <w:numId w:val="1011"/>
+          <w:numId w:val="1012"/>
         </w:numPr>
       </w:pPr>
       <w:r>
         <w:t xml:space="preserve">Si el creador pide algo extra (segundo conductor, salir de España, etc.), va por la vía habitual y por escrito.</w:t>
       </w:r>
     </w:p>
-    <w:bookmarkEnd w:id="25"/>
-    <w:bookmarkStart w:id="26" w:name="después-del-viaje"/>
+    <w:bookmarkEnd w:id="26"/>
+    <w:bookmarkStart w:id="27" w:name="después-del-viaje"/>
     <w:p>
       <w:pPr>
         <w:pStyle w:val="Heading3"/>
@@ -2442,7 +2582,7 @@
         <w:pStyle w:val="Compact"/>
         <w:numPr>
           <w:ilvl w:val="0"/>
-          <w:numId w:val="1012"/>
+          <w:numId w:val="1013"/>
         </w:numPr>
       </w:pPr>
       <w:r>
@@ -2461,7 +2601,7 @@
         <w:pStyle w:val="Compact"/>
         <w:numPr>
           <w:ilvl w:val="0"/>
-          <w:numId w:val="1012"/>
+          <w:numId w:val="1013"/>
         </w:numPr>
       </w:pPr>
       <w:r>
@@ -2483,7 +2623,7 @@
         <w:pStyle w:val="Compact"/>
         <w:numPr>
           <w:ilvl w:val="0"/>
-          <w:numId w:val="1012"/>
+          <w:numId w:val="1013"/>
         </w:numPr>
       </w:pPr>
       <w:r>
@@ -2514,7 +2654,7 @@
         <w:pStyle w:val="Compact"/>
         <w:numPr>
           <w:ilvl w:val="0"/>
-          <w:numId w:val="1012"/>
+          <w:numId w:val="1013"/>
         </w:numPr>
       </w:pPr>
       <w:r>
@@ -2536,7 +2676,7 @@
         <w:pStyle w:val="Compact"/>
         <w:numPr>
           <w:ilvl w:val="0"/>
-          <w:numId w:val="1012"/>
+          <w:numId w:val="1013"/>
         </w:numPr>
       </w:pPr>
       <w:r>
@@ -2558,51 +2698,51 @@
         <w:pStyle w:val="Compact"/>
         <w:numPr>
           <w:ilvl w:val="1"/>
+          <w:numId w:val="1014"/>
+        </w:numPr>
+      </w:pPr>
+      <w:r>
+        <w:rPr>
+          <w:b/>
+          <w:bCs/>
+        </w:rPr>
+        <w:t xml:space="preserve">CUMPLE</w:t>
+      </w:r>
+      <w:r>
+        <w:t xml:space="preserve"> </w:t>
+      </w:r>
+      <w:r>
+        <w:t xml:space="preserve">→ factura rectificativa tipo R, motivo «Reembolso por entrega satisfactoria del contenido pactado – referencia COL-YYYY-NNN»; reembolso por el método original en ≤10 días.</w:t>
+      </w:r>
+    </w:p>
+    <w:p>
+      <w:pPr>
+        <w:pStyle w:val="Compact"/>
+        <w:numPr>
+          <w:ilvl w:val="1"/>
+          <w:numId w:val="1014"/>
+        </w:numPr>
+      </w:pPr>
+      <w:r>
+        <w:rPr>
+          <w:b/>
+          <w:bCs/>
+        </w:rPr>
+        <w:t xml:space="preserve">NO CUMPLE</w:t>
+      </w:r>
+      <w:r>
+        <w:t xml:space="preserve"> </w:t>
+      </w:r>
+      <w:r>
+        <w:t xml:space="preserve">→ si la entrega está &gt;80 % completa, evaluar oferta de subsanación (7 días). En otro caso, notificar por email con motivación; el alquiler queda facturado tal cual.</w:t>
+      </w:r>
+    </w:p>
+    <w:p>
+      <w:pPr>
+        <w:pStyle w:val="Compact"/>
+        <w:numPr>
+          <w:ilvl w:val="0"/>
           <w:numId w:val="1013"/>
-        </w:numPr>
-      </w:pPr>
-      <w:r>
-        <w:rPr>
-          <w:b/>
-          <w:bCs/>
-        </w:rPr>
-        <w:t xml:space="preserve">CUMPLE</w:t>
-      </w:r>
-      <w:r>
-        <w:t xml:space="preserve"> </w:t>
-      </w:r>
-      <w:r>
-        <w:t xml:space="preserve">→ factura rectificativa tipo R, motivo «Reembolso por entrega satisfactoria del contenido pactado – referencia COL-YYYY-NNN»; reembolso por el método original en ≤10 días.</w:t>
-      </w:r>
-    </w:p>
-    <w:p>
-      <w:pPr>
-        <w:pStyle w:val="Compact"/>
-        <w:numPr>
-          <w:ilvl w:val="1"/>
-          <w:numId w:val="1013"/>
-        </w:numPr>
-      </w:pPr>
-      <w:r>
-        <w:rPr>
-          <w:b/>
-          <w:bCs/>
-        </w:rPr>
-        <w:t xml:space="preserve">NO CUMPLE</w:t>
-      </w:r>
-      <w:r>
-        <w:t xml:space="preserve"> </w:t>
-      </w:r>
-      <w:r>
-        <w:t xml:space="preserve">→ si la entrega está &gt;80 % completa, evaluar oferta de subsanación (7 días). En otro caso, notificar por email con motivación; el alquiler queda facturado tal cual.</w:t>
-      </w:r>
-    </w:p>
-    <w:p>
-      <w:pPr>
-        <w:pStyle w:val="Compact"/>
-        <w:numPr>
-          <w:ilvl w:val="0"/>
-          <w:numId w:val="1012"/>
         </w:numPr>
       </w:pPr>
       <w:r>
@@ -2626,9 +2766,9 @@
         </w:pict>
       </w:r>
     </w:p>
-    <w:bookmarkEnd w:id="26"/>
     <w:bookmarkEnd w:id="27"/>
-    <w:bookmarkStart w:id="38" w:name="X7aede9213a1b639097e416842bb4bdda3f26f6c"/>
+    <w:bookmarkEnd w:id="28"/>
+    <w:bookmarkStart w:id="40" w:name="X7aede9213a1b639097e416842bb4bdda3f26f6c"/>
     <w:p>
       <w:pPr>
         <w:pStyle w:val="Heading2"/>
@@ -2637,7 +2777,7 @@
         <w:t xml:space="preserve">9 · Preguntas frecuentes que nos hacen (respuesta corta)</w:t>
       </w:r>
     </w:p>
-    <w:bookmarkStart w:id="28" w:name="cuáles-son-los-mínimos-exactos"/>
+    <w:bookmarkStart w:id="29" w:name="cuáles-son-los-mínimos-exactos"/>
     <w:p>
       <w:pPr>
         <w:pStyle w:val="Heading3"/>
@@ -2654,8 +2794,8 @@
         <w:t xml:space="preserve">→ Tabla del §2 + criterios técnicos del §3. Se cierra por escrito en el Anexo I del contrato, con cantidades exactas.</w:t>
       </w:r>
     </w:p>
-    <w:bookmarkEnd w:id="28"/>
-    <w:bookmarkStart w:id="29" w:name="Xf781cb16bd64f5e5f7e62fdd280eec7081ec997"/>
+    <w:bookmarkEnd w:id="29"/>
+    <w:bookmarkStart w:id="30" w:name="Xf781cb16bd64f5e5f7e62fdd280eec7081ec997"/>
     <w:p>
       <w:pPr>
         <w:pStyle w:val="Heading3"/>
@@ -2672,8 +2812,8 @@
         <w:t xml:space="preserve">→ Para proteger la fianza. Si fusionáramos riesgos, podríamos quedarnos sin reparar daños. Tú recuperas el 100 % cuando entregues lo pactado.</w:t>
       </w:r>
     </w:p>
-    <w:bookmarkEnd w:id="29"/>
-    <w:bookmarkStart w:id="30" w:name="y-si-entrego-casi-todo"/>
+    <w:bookmarkEnd w:id="30"/>
+    <w:bookmarkStart w:id="31" w:name="y-si-entrego-casi-todo"/>
     <w:p>
       <w:pPr>
         <w:pStyle w:val="Heading3"/>
@@ -2690,8 +2830,8 @@
         <w:t xml:space="preserve">→ Si superas el 80 % de los mínimos te ofrecemos una sola subsanación de 7 días. Por debajo, no procede reembolso.</w:t>
       </w:r>
     </w:p>
-    <w:bookmarkEnd w:id="30"/>
-    <w:bookmarkStart w:id="31" w:name="me-exigís-exclusividad"/>
+    <w:bookmarkEnd w:id="31"/>
+    <w:bookmarkStart w:id="32" w:name="me-exigís-exclusividad"/>
     <w:p>
       <w:pPr>
         <w:pStyle w:val="Heading3"/>
@@ -2721,8 +2861,8 @@
         <w:t xml:space="preserve">. Puedes seguir colaborando con quien quieras antes, durante y después. Lo único que aplica al material que nos cedes es la idoneidad de marca (no marcas competidoras visibles, etc.).</w:t>
       </w:r>
     </w:p>
-    <w:bookmarkEnd w:id="31"/>
-    <w:bookmarkStart w:id="32" w:name="puedo-publicar-el-material-en-mis-redes"/>
+    <w:bookmarkEnd w:id="32"/>
+    <w:bookmarkStart w:id="33" w:name="puedo-publicar-el-material-en-mis-redes"/>
     <w:p>
       <w:pPr>
         <w:pStyle w:val="Heading3"/>
@@ -2739,8 +2879,8 @@
         <w:t xml:space="preserve">→ Sí, la pieza editada desde el momento de la entrega. Lo único que pedimos no divulgar son importes y tarifas internas.</w:t>
       </w:r>
     </w:p>
-    <w:bookmarkEnd w:id="32"/>
-    <w:bookmarkStart w:id="33" w:name="conservo-la-autoría"/>
+    <w:bookmarkEnd w:id="33"/>
+    <w:bookmarkStart w:id="34" w:name="conservo-la-autoría"/>
     <w:p>
       <w:pPr>
         <w:pStyle w:val="Heading3"/>
@@ -2773,8 +2913,8 @@
         <w:t xml:space="preserve">con derecho de modificación. Tú puedes seguir usando el material en tu portfolio.</w:t>
       </w:r>
     </w:p>
-    <w:bookmarkEnd w:id="33"/>
-    <w:bookmarkStart w:id="34" w:name="X678e1099f95b7043f4b94397eb077b5a7af2f90"/>
+    <w:bookmarkEnd w:id="34"/>
+    <w:bookmarkStart w:id="35" w:name="X678e1099f95b7043f4b94397eb077b5a7af2f90"/>
     <w:p>
       <w:pPr>
         <w:pStyle w:val="Heading3"/>
@@ -2791,8 +2931,8 @@
         <w:t xml:space="preserve">→ Te ofrecemos vehículo equivalente, reprogramación dentro del periodo permitido o cancelación íntegra con reembolso. No procede lucro cesante.</w:t>
       </w:r>
     </w:p>
-    <w:bookmarkEnd w:id="34"/>
-    <w:bookmarkStart w:id="35" w:name="Xafed4477accd223df74d7ab4ffa64a9e59c895e"/>
+    <w:bookmarkEnd w:id="35"/>
+    <w:bookmarkStart w:id="36" w:name="Xafed4477accd223df74d7ab4ffa64a9e59c895e"/>
     <w:p>
       <w:pPr>
         <w:pStyle w:val="Heading3"/>
@@ -2809,8 +2949,8 @@
         <w:t xml:space="preserve">→ No. Solo octubre–mayo y huecos puntuales en otras temporadas. Sin excepciones para temporada alta de verano, Semana Santa, puentes ni picos navideños.</w:t>
       </w:r>
     </w:p>
-    <w:bookmarkEnd w:id="35"/>
-    <w:bookmarkStart w:id="36" w:name="cuántos-seguidores-necesito"/>
+    <w:bookmarkEnd w:id="36"/>
+    <w:bookmarkStart w:id="37" w:name="cuántos-seguidores-necesito"/>
     <w:p>
       <w:pPr>
         <w:pStyle w:val="Heading3"/>
@@ -2827,8 +2967,8 @@
         <w:t xml:space="preserve">→ No es el criterio principal. Pesa más el portfolio, la propuesta y la calidad técnica que la audiencia.</w:t>
       </w:r>
     </w:p>
-    <w:bookmarkEnd w:id="36"/>
-    <w:bookmarkStart w:id="37" w:name="vale-grabar-con-móvil"/>
+    <w:bookmarkEnd w:id="37"/>
+    <w:bookmarkStart w:id="38" w:name="vale-grabar-con-móvil"/>
     <w:p>
       <w:pPr>
         <w:pStyle w:val="Heading3"/>
@@ -2843,6 +2983,37 @@
       </w:pPr>
       <w:r>
         <w:t xml:space="preserve">→ Sí, si es de alta gama y entrega el mismo nivel de calidad (nítido, estable, bien iluminado, buen audio).</w:t>
+      </w:r>
+    </w:p>
+    <w:bookmarkEnd w:id="38"/>
+    <w:bookmarkStart w:id="39" w:name="Xccd7f5e3e17d4d9eb994dff48f5f7389c7f0694"/>
+    <w:p>
+      <w:pPr>
+        <w:pStyle w:val="Heading3"/>
+      </w:pPr>
+      <w:r>
+        <w:t xml:space="preserve">«¿Y si el material no nos termina de gustar pero técnicamente está bien?»</w:t>
+      </w:r>
+    </w:p>
+    <w:p>
+      <w:pPr>
+        <w:pStyle w:val="FirstParagraph"/>
+      </w:pPr>
+      <w:r>
+        <w:t xml:space="preserve">→ Se aprueba. No tenemos margen para «no me convence». El criterio es</w:t>
+      </w:r>
+      <w:r>
+        <w:t xml:space="preserve"> </w:t>
+      </w:r>
+      <w:r>
+        <w:rPr>
+          <w:b/>
+          <w:bCs/>
+        </w:rPr>
+        <w:t xml:space="preserve">técnico y temático</w:t>
+      </w:r>
+      <w:r>
+        <w:t xml:space="preserve">, no estético. Mira la Cláusula 4.2 bis del contrato y el §4.3 de esta guía: si cumple cantidad, técnica, idoneidad de marca y temática, cumple.</w:t>
       </w:r>
     </w:p>
     <w:p>
@@ -2852,9 +3023,9 @@
         </w:pict>
       </w:r>
     </w:p>
-    <w:bookmarkEnd w:id="37"/>
-    <w:bookmarkEnd w:id="38"/>
-    <w:bookmarkStart w:id="43" w:name="X07cbef3597673a01fb528e6a577b16a5a9fced7"/>
+    <w:bookmarkEnd w:id="39"/>
+    <w:bookmarkEnd w:id="40"/>
+    <w:bookmarkStart w:id="45" w:name="X07cbef3597673a01fb528e6a577b16a5a9fced7"/>
     <w:p>
       <w:pPr>
         <w:pStyle w:val="Heading2"/>
@@ -2863,7 +3034,7 @@
         <w:t xml:space="preserve">10 · Plantillas de email/WhatsApp</w:t>
       </w:r>
     </w:p>
-    <w:bookmarkStart w:id="39" w:name="X180e01a7685abeafa9c655529a9d7b1322148ba"/>
+    <w:bookmarkStart w:id="41" w:name="X180e01a7685abeafa9c655529a9d7b1322148ba"/>
     <w:p>
       <w:pPr>
         <w:pStyle w:val="Heading3"/>
@@ -2893,7 +3064,7 @@
         <w:pStyle w:val="Compact"/>
         <w:numPr>
           <w:ilvl w:val="0"/>
-          <w:numId w:val="1014"/>
+          <w:numId w:val="1015"/>
         </w:numPr>
       </w:pPr>
       <w:r>
@@ -2921,7 +3092,7 @@
         <w:pStyle w:val="Compact"/>
         <w:numPr>
           <w:ilvl w:val="0"/>
-          <w:numId w:val="1014"/>
+          <w:numId w:val="1015"/>
         </w:numPr>
       </w:pPr>
       <w:r>
@@ -2933,7 +3104,7 @@
         <w:pStyle w:val="Compact"/>
         <w:numPr>
           <w:ilvl w:val="0"/>
-          <w:numId w:val="1014"/>
+          <w:numId w:val="1015"/>
         </w:numPr>
       </w:pPr>
       <w:r>
@@ -2945,7 +3116,7 @@
         <w:pStyle w:val="Compact"/>
         <w:numPr>
           <w:ilvl w:val="0"/>
-          <w:numId w:val="1014"/>
+          <w:numId w:val="1015"/>
         </w:numPr>
       </w:pPr>
       <w:r>
@@ -2957,7 +3128,7 @@
         <w:pStyle w:val="Compact"/>
         <w:numPr>
           <w:ilvl w:val="0"/>
-          <w:numId w:val="1014"/>
+          <w:numId w:val="1015"/>
         </w:numPr>
       </w:pPr>
       <w:r>
@@ -2985,8 +3156,8 @@
         <w:t xml:space="preserve">Si te encaja, dime fechas firmes y te paso el contrato personalizado para revisión.</w:t>
       </w:r>
     </w:p>
-    <w:bookmarkEnd w:id="39"/>
-    <w:bookmarkStart w:id="40" w:name="Xad0db7d6baa0f2c134f1a089ac14a9636b0c89b"/>
+    <w:bookmarkEnd w:id="41"/>
+    <w:bookmarkStart w:id="42" w:name="Xad0db7d6baa0f2c134f1a089ac14a9636b0c89b"/>
     <w:p>
       <w:pPr>
         <w:pStyle w:val="Heading3"/>
@@ -3056,8 +3227,8 @@
         <w:t xml:space="preserve">Mil gracias por el material, lo vamos a usar muchísimo.</w:t>
       </w:r>
     </w:p>
-    <w:bookmarkEnd w:id="40"/>
-    <w:bookmarkStart w:id="41" w:name="X037b77f7b98283dc86b820aeafc4edd2ea43eb1"/>
+    <w:bookmarkEnd w:id="42"/>
+    <w:bookmarkStart w:id="43" w:name="X037b77f7b98283dc86b820aeafc4edd2ea43eb1"/>
     <w:p>
       <w:pPr>
         <w:pStyle w:val="Heading3"/>
@@ -3103,7 +3274,7 @@
         <w:pStyle w:val="Compact"/>
         <w:numPr>
           <w:ilvl w:val="0"/>
-          <w:numId w:val="1015"/>
+          <w:numId w:val="1016"/>
         </w:numPr>
       </w:pPr>
       <w:r>
@@ -3131,8 +3302,8 @@
         <w:t xml:space="preserve">. Al recibir tu confirmación se reabre la revisión cuando completes. Si no aceptas o no llega lo faltante dentro del plazo, la entrega quedará como «no cumple» y el alquiler permanecerá facturado.</w:t>
       </w:r>
     </w:p>
-    <w:bookmarkEnd w:id="41"/>
-    <w:bookmarkStart w:id="42" w:name="Xdbc1cfe84964c17fc6ea2ccbabaff9846e4dcb6"/>
+    <w:bookmarkEnd w:id="43"/>
+    <w:bookmarkStart w:id="44" w:name="Xdbc1cfe84964c17fc6ea2ccbabaff9846e4dcb6"/>
     <w:p>
       <w:pPr>
         <w:pStyle w:val="Heading3"/>
@@ -3191,7 +3362,7 @@
         <w:pStyle w:val="Compact"/>
         <w:numPr>
           <w:ilvl w:val="0"/>
-          <w:numId w:val="1016"/>
+          <w:numId w:val="1017"/>
         </w:numPr>
       </w:pPr>
       <w:r>
@@ -3221,9 +3392,9 @@
         </w:pict>
       </w:r>
     </w:p>
-    <w:bookmarkEnd w:id="42"/>
-    <w:bookmarkEnd w:id="43"/>
-    <w:bookmarkStart w:id="44" w:name="Xeeb53425ca27690529bb9174a2f834fd2333c43"/>
+    <w:bookmarkEnd w:id="44"/>
+    <w:bookmarkEnd w:id="45"/>
+    <w:bookmarkStart w:id="46" w:name="Xeeb53425ca27690529bb9174a2f834fd2333c43"/>
     <w:p>
       <w:pPr>
         <w:pStyle w:val="Heading2"/>
@@ -3237,7 +3408,7 @@
         <w:pStyle w:val="Compact"/>
         <w:numPr>
           <w:ilvl w:val="0"/>
-          <w:numId w:val="1017"/>
+          <w:numId w:val="1018"/>
         </w:numPr>
       </w:pPr>
       <w:r>
@@ -3256,7 +3427,7 @@
         <w:pStyle w:val="Compact"/>
         <w:numPr>
           <w:ilvl w:val="0"/>
-          <w:numId w:val="1017"/>
+          <w:numId w:val="1018"/>
         </w:numPr>
       </w:pPr>
       <w:r>
@@ -3278,7 +3449,7 @@
         <w:pStyle w:val="Compact"/>
         <w:numPr>
           <w:ilvl w:val="0"/>
-          <w:numId w:val="1017"/>
+          <w:numId w:val="1018"/>
         </w:numPr>
       </w:pPr>
       <w:r>
@@ -3300,7 +3471,7 @@
         <w:pStyle w:val="Compact"/>
         <w:numPr>
           <w:ilvl w:val="0"/>
-          <w:numId w:val="1017"/>
+          <w:numId w:val="1018"/>
         </w:numPr>
       </w:pPr>
       <w:r>
@@ -3319,7 +3490,7 @@
         <w:pStyle w:val="Compact"/>
         <w:numPr>
           <w:ilvl w:val="0"/>
-          <w:numId w:val="1017"/>
+          <w:numId w:val="1018"/>
         </w:numPr>
       </w:pPr>
       <w:r>
@@ -3338,7 +3509,7 @@
         <w:pStyle w:val="Compact"/>
         <w:numPr>
           <w:ilvl w:val="0"/>
-          <w:numId w:val="1017"/>
+          <w:numId w:val="1018"/>
         </w:numPr>
       </w:pPr>
       <w:r>
@@ -3350,6 +3521,25 @@
       </w:r>
       <w:r>
         <w:t xml:space="preserve">. El modelo no es penalización; es alquiler normal con reembolso condicionado. Esa diferencia importa en términos fiscales y legales.</w:t>
+      </w:r>
+    </w:p>
+    <w:p>
+      <w:pPr>
+        <w:pStyle w:val="Compact"/>
+        <w:numPr>
+          <w:ilvl w:val="0"/>
+          <w:numId w:val="1018"/>
+        </w:numPr>
+      </w:pPr>
+      <w:r>
+        <w:rPr>
+          <w:b/>
+          <w:bCs/>
+        </w:rPr>
+        <w:t xml:space="preserve">Mezclar gusto personal con criterio de aprobación</w:t>
+      </w:r>
+      <w:r>
+        <w:t xml:space="preserve">. La aprobación es técnica y temática, no editorial. Si cumple los mínimos del nivel, cumple, aunque a ti te gustara otra cosa. El contrato (4.2 bis) y esta guía (§4.3) lo protegen explícitamente: rechazar una entrega «porque no nos convence» sin un motivo técnico/temático concreto sería incumplir nosotros.</w:t>
       </w:r>
     </w:p>
     <w:p>
@@ -3359,8 +3549,8 @@
         </w:pict>
       </w:r>
     </w:p>
-    <w:bookmarkEnd w:id="44"/>
-    <w:bookmarkStart w:id="48" w:name="X5ff63a775662e4fc08566295e8a944186439b1e"/>
+    <w:bookmarkEnd w:id="46"/>
+    <w:bookmarkStart w:id="50" w:name="X5ff63a775662e4fc08566295e8a944186439b1e"/>
     <w:p>
       <w:pPr>
         <w:pStyle w:val="Heading2"/>
@@ -3369,7 +3559,7 @@
         <w:t xml:space="preserve">12 · Punteros</w:t>
       </w:r>
     </w:p>
-    <w:bookmarkStart w:id="45" w:name="en-código"/>
+    <w:bookmarkStart w:id="47" w:name="en-código"/>
     <w:p>
       <w:pPr>
         <w:pStyle w:val="Heading3"/>
@@ -3383,7 +3573,7 @@
         <w:pStyle w:val="Compact"/>
         <w:numPr>
           <w:ilvl w:val="0"/>
-          <w:numId w:val="1018"/>
+          <w:numId w:val="1019"/>
         </w:numPr>
       </w:pPr>
       <w:r>
@@ -3443,7 +3633,7 @@
         <w:pStyle w:val="Compact"/>
         <w:numPr>
           <w:ilvl w:val="0"/>
-          <w:numId w:val="1018"/>
+          <w:numId w:val="1019"/>
         </w:numPr>
       </w:pPr>
       <w:r>
@@ -3467,7 +3657,7 @@
         <w:pStyle w:val="Compact"/>
         <w:numPr>
           <w:ilvl w:val="0"/>
-          <w:numId w:val="1018"/>
+          <w:numId w:val="1019"/>
         </w:numPr>
       </w:pPr>
       <w:r>
@@ -3491,7 +3681,7 @@
         <w:pStyle w:val="Compact"/>
         <w:numPr>
           <w:ilvl w:val="0"/>
-          <w:numId w:val="1018"/>
+          <w:numId w:val="1019"/>
         </w:numPr>
       </w:pPr>
       <w:r>
@@ -3510,8 +3700,8 @@
         <w:t xml:space="preserve">.</w:t>
       </w:r>
     </w:p>
-    <w:bookmarkEnd w:id="45"/>
-    <w:bookmarkStart w:id="46" w:name="en-documentación"/>
+    <w:bookmarkEnd w:id="47"/>
+    <w:bookmarkStart w:id="48" w:name="en-documentación"/>
     <w:p>
       <w:pPr>
         <w:pStyle w:val="Heading3"/>
@@ -3525,7 +3715,7 @@
         <w:pStyle w:val="Compact"/>
         <w:numPr>
           <w:ilvl w:val="0"/>
-          <w:numId w:val="1019"/>
+          <w:numId w:val="1020"/>
         </w:numPr>
       </w:pPr>
       <w:r>
@@ -3551,7 +3741,7 @@
         <w:pStyle w:val="Compact"/>
         <w:numPr>
           <w:ilvl w:val="0"/>
-          <w:numId w:val="1019"/>
+          <w:numId w:val="1020"/>
         </w:numPr>
       </w:pPr>
       <w:r>
@@ -3560,7 +3750,7 @@
       <w:r>
         <w:t xml:space="preserve"> </w:t>
       </w:r>
-      <w:hyperlink r:id="rId23">
+      <w:hyperlink r:id="rId24">
         <w:r>
           <w:rPr>
             <w:rStyle w:val="VerbatimChar"/>
@@ -3577,7 +3767,7 @@
         <w:pStyle w:val="Compact"/>
         <w:numPr>
           <w:ilvl w:val="0"/>
-          <w:numId w:val="1019"/>
+          <w:numId w:val="1020"/>
         </w:numPr>
       </w:pPr>
       <w:r>
@@ -3601,7 +3791,7 @@
         <w:pStyle w:val="Compact"/>
         <w:numPr>
           <w:ilvl w:val="0"/>
-          <w:numId w:val="1019"/>
+          <w:numId w:val="1020"/>
         </w:numPr>
       </w:pPr>
       <w:r>
@@ -3628,7 +3818,7 @@
         <w:pStyle w:val="Compact"/>
         <w:numPr>
           <w:ilvl w:val="0"/>
-          <w:numId w:val="1019"/>
+          <w:numId w:val="1020"/>
         </w:numPr>
       </w:pPr>
       <w:r>
@@ -3647,8 +3837,8 @@
         <w:t xml:space="preserve">.</w:t>
       </w:r>
     </w:p>
-    <w:bookmarkEnd w:id="46"/>
-    <w:bookmarkStart w:id="47" w:name="en-el-sistema"/>
+    <w:bookmarkEnd w:id="48"/>
+    <w:bookmarkStart w:id="49" w:name="en-el-sistema"/>
     <w:p>
       <w:pPr>
         <w:pStyle w:val="Heading3"/>
@@ -3662,7 +3852,7 @@
         <w:pStyle w:val="Compact"/>
         <w:numPr>
           <w:ilvl w:val="0"/>
-          <w:numId w:val="1020"/>
+          <w:numId w:val="1021"/>
         </w:numPr>
       </w:pPr>
       <w:r>
@@ -3701,7 +3891,7 @@
         <w:pStyle w:val="Compact"/>
         <w:numPr>
           <w:ilvl w:val="0"/>
-          <w:numId w:val="1020"/>
+          <w:numId w:val="1021"/>
         </w:numPr>
       </w:pPr>
       <w:r>
@@ -3769,9 +3959,9 @@
         <w:t xml:space="preserve">· Última actualización: 2026-05-14 · Si actualizas niveles, plazos o el modelo económico, recuerda sincronizar landing pública, contrato modelo y esta guía en el mismo commit.</w:t>
       </w:r>
     </w:p>
-    <w:bookmarkEnd w:id="47"/>
-    <w:bookmarkEnd w:id="48"/>
     <w:bookmarkEnd w:id="49"/>
+    <w:bookmarkEnd w:id="50"/>
+    <w:bookmarkEnd w:id="51"/>
     <w:sectPr>
       <w:footnotePr>
         <w:numRestart w:val="eachSect"/>
@@ -4310,6 +4500,9 @@
     <w:abstractNumId w:val="991"/>
   </w:num>
   <w:num w:numId="1005">
+    <w:abstractNumId w:val="991"/>
+  </w:num>
+  <w:num w:numId="1006">
     <w:abstractNumId w:val="99411"/>
     <w:lvlOverride w:ilvl="0">
       <w:startOverride w:val="1"/>
@@ -4338,9 +4531,6 @@
     <w:lvlOverride w:ilvl="8">
       <w:startOverride w:val="1"/>
     </w:lvlOverride>
-  </w:num>
-  <w:num w:numId="1006">
-    <w:abstractNumId w:val="991"/>
   </w:num>
   <w:num w:numId="1007">
     <w:abstractNumId w:val="991"/>
@@ -4352,6 +4542,9 @@
     <w:abstractNumId w:val="991"/>
   </w:num>
   <w:num w:numId="1010">
+    <w:abstractNumId w:val="991"/>
+  </w:num>
+  <w:num w:numId="1011">
     <w:abstractNumId w:val="99411"/>
     <w:lvlOverride w:ilvl="0">
       <w:startOverride w:val="1"/>
@@ -4381,7 +4574,7 @@
       <w:startOverride w:val="1"/>
     </w:lvlOverride>
   </w:num>
-  <w:num w:numId="1011">
+  <w:num w:numId="1012">
     <w:abstractNumId w:val="99418"/>
     <w:lvlOverride w:ilvl="0">
       <w:startOverride w:val="8"/>
@@ -4411,7 +4604,7 @@
       <w:startOverride w:val="8"/>
     </w:lvlOverride>
   </w:num>
-  <w:num w:numId="1012">
+  <w:num w:numId="1013">
     <w:abstractNumId w:val="994110"/>
     <w:lvlOverride w:ilvl="0">
       <w:startOverride w:val="10"/>
@@ -4441,10 +4634,10 @@
       <w:startOverride w:val="10"/>
     </w:lvlOverride>
   </w:num>
-  <w:num w:numId="1013">
+  <w:num w:numId="1014">
     <w:abstractNumId w:val="991"/>
   </w:num>
-  <w:num w:numId="1014">
+  <w:num w:numId="1015">
     <w:abstractNumId w:val="99411"/>
     <w:lvlOverride w:ilvl="0">
       <w:startOverride w:val="1"/>
@@ -4473,9 +4666,6 @@
     <w:lvlOverride w:ilvl="8">
       <w:startOverride w:val="1"/>
     </w:lvlOverride>
-  </w:num>
-  <w:num w:numId="1015">
-    <w:abstractNumId w:val="991"/>
   </w:num>
   <w:num w:numId="1016">
     <w:abstractNumId w:val="991"/>
@@ -4490,6 +4680,9 @@
     <w:abstractNumId w:val="991"/>
   </w:num>
   <w:num w:numId="1020">
+    <w:abstractNumId w:val="991"/>
+  </w:num>
+  <w:num w:numId="1021">
     <w:abstractNumId w:val="991"/>
   </w:num>
 </w:numbering>

--- a/contrato_colaboradores/GUIA-INTERNA-PROGRAMA-CREADORES.docx
+++ b/contrato_colaboradores/GUIA-INTERNA-PROGRAMA-CREADORES.docx
@@ -1877,7 +1877,7 @@
                 <w:b/>
                 <w:bCs/>
               </w:rPr>
-              <w:t xml:space="preserve">30 días naturales</w:t>
+              <w:t xml:space="preserve">21 días naturales</w:t>
             </w:r>
           </w:p>
         </w:tc>
@@ -1902,45 +1902,6 @@
             </w:pPr>
             <w:r>
               <w:t xml:space="preserve">Revisión y decisión por FURGOCASA</w:t>
-            </w:r>
-          </w:p>
-        </w:tc>
-        <w:tc>
-          <w:tcPr/>
-          <w:p>
-            <w:pPr>
-              <w:pStyle w:val="Compact"/>
-            </w:pPr>
-            <w:r>
-              <w:rPr>
-                <w:b/>
-                <w:bCs/>
-              </w:rPr>
-              <w:t xml:space="preserve">14 días naturales</w:t>
-            </w:r>
-          </w:p>
-        </w:tc>
-        <w:tc>
-          <w:tcPr/>
-          <w:p>
-            <w:pPr>
-              <w:pStyle w:val="Compact"/>
-            </w:pPr>
-            <w:r>
-              <w:t xml:space="preserve">Fecha en que la entrega está completa</w:t>
-            </w:r>
-          </w:p>
-        </w:tc>
-      </w:tr>
-      <w:tr>
-        <w:tc>
-          <w:tcPr/>
-          <w:p>
-            <w:pPr>
-              <w:pStyle w:val="Compact"/>
-            </w:pPr>
-            <w:r>
-              <w:t xml:space="preserve">Factura rectificativa + reembolso</w:t>
             </w:r>
           </w:p>
         </w:tc>
@@ -1956,6 +1917,45 @@
                 <w:bCs/>
               </w:rPr>
               <w:t xml:space="preserve">10 días naturales</w:t>
+            </w:r>
+          </w:p>
+        </w:tc>
+        <w:tc>
+          <w:tcPr/>
+          <w:p>
+            <w:pPr>
+              <w:pStyle w:val="Compact"/>
+            </w:pPr>
+            <w:r>
+              <w:t xml:space="preserve">Fecha en que la entrega está completa</w:t>
+            </w:r>
+          </w:p>
+        </w:tc>
+      </w:tr>
+      <w:tr>
+        <w:tc>
+          <w:tcPr/>
+          <w:p>
+            <w:pPr>
+              <w:pStyle w:val="Compact"/>
+            </w:pPr>
+            <w:r>
+              <w:t xml:space="preserve">Factura rectificativa + reembolso</w:t>
+            </w:r>
+          </w:p>
+        </w:tc>
+        <w:tc>
+          <w:tcPr/>
+          <w:p>
+            <w:pPr>
+              <w:pStyle w:val="Compact"/>
+            </w:pPr>
+            <w:r>
+              <w:rPr>
+                <w:b/>
+                <w:bCs/>
+              </w:rPr>
+              <w:t xml:space="preserve">7 días naturales</w:t>
             </w:r>
           </w:p>
         </w:tc>
@@ -2609,7 +2609,7 @@
           <w:b/>
           <w:bCs/>
         </w:rPr>
-        <w:t xml:space="preserve">Programar recordatorio interno a 30 días</w:t>
+        <w:t xml:space="preserve">Programar recordatorio interno a 21 días</w:t>
       </w:r>
       <w:r>
         <w:t xml:space="preserve"> </w:t>
@@ -2690,7 +2690,7 @@
         <w:t xml:space="preserve"> </w:t>
       </w:r>
       <w:r>
-        <w:t xml:space="preserve">en ≤14 días:</w:t>
+        <w:t xml:space="preserve">en ≤10 días:</w:t>
       </w:r>
     </w:p>
     <w:p>
@@ -2712,7 +2712,7 @@
         <w:t xml:space="preserve"> </w:t>
       </w:r>
       <w:r>
-        <w:t xml:space="preserve">→ factura rectificativa tipo R, motivo «Reembolso por entrega satisfactoria del contenido pactado – referencia COL-YYYY-NNN»; reembolso por el método original en ≤10 días.</w:t>
+        <w:t xml:space="preserve">→ factura rectificativa tipo R, motivo «Reembolso por entrega satisfactoria del contenido pactado – referencia COL-YYYY-NNN»; reembolso por el método original en ≤7 días.</w:t>
       </w:r>
     </w:p>
     <w:p>
@@ -3108,7 +3108,7 @@
         </w:numPr>
       </w:pPr>
       <w:r>
-        <w:t xml:space="preserve">Reembolso: al entregar el material completo y aprobado, te emitimos factura rectificativa por el 100 % y te reembolsamos al método de pago original. Plazos por defecto: entrega 30 días desde dropoff · revisión 14 días · reembolso 10 días.</w:t>
+        <w:t xml:space="preserve">Reembolso: al entregar el material completo y aprobado, te emitimos factura rectificativa por el 100 % y te reembolsamos al método de pago original. Plazos por defecto: entrega 21 días desde dropoff · revisión 10 días · reembolso 7 días.</w:t>
       </w:r>
     </w:p>
     <w:p>
